--- a/assets/payslip_asc.docx
+++ b/assets/payslip_asc.docx
@@ -39,27 +39,7 @@
           <w:bCs/>
           <w:color w:val="002060"/>
         </w:rPr>
-        <w:t>Payslip of the month of {{</w:t>
-      </w:r>
-      <w:proofErr w:type="spellStart"/>
-      <w:r>
-        <w:rPr>
-          <w:rFonts w:ascii="Poppins" w:hAnsi="Poppins" w:cs="Poppins"/>
-          <w:b/>
-          <w:bCs/>
-          <w:color w:val="002060"/>
-        </w:rPr>
-        <w:t>mon</w:t>
-      </w:r>
-      <w:proofErr w:type="spellEnd"/>
-      <w:r>
-        <w:rPr>
-          <w:rFonts w:ascii="Poppins" w:hAnsi="Poppins" w:cs="Poppins"/>
-          <w:b/>
-          <w:bCs/>
-          <w:color w:val="002060"/>
-        </w:rPr>
-        <w:t xml:space="preserve">}} </w:t>
+        <w:t xml:space="preserve">Payslip of the month of {{mon}} </w:t>
       </w:r>
       <w:r>
         <w:rPr>
@@ -436,25 +416,7 @@
           <w:szCs w:val="18"/>
         </w:rPr>
         <w:tab/>
-        <w:t>: {{</w:t>
-      </w:r>
-      <w:proofErr w:type="spellStart"/>
-      <w:r>
-        <w:rPr>
-          <w:rFonts w:ascii="Poppins SemiBold" w:hAnsi="Poppins SemiBold" w:cs="Poppins SemiBold"/>
-          <w:sz w:val="18"/>
-          <w:szCs w:val="18"/>
-        </w:rPr>
-        <w:t>empi</w:t>
-      </w:r>
-      <w:proofErr w:type="spellEnd"/>
-      <w:r>
-        <w:rPr>
-          <w:rFonts w:ascii="Poppins SemiBold" w:hAnsi="Poppins SemiBold" w:cs="Poppins SemiBold"/>
-          <w:sz w:val="18"/>
-          <w:szCs w:val="18"/>
-        </w:rPr>
-        <w:t>}}</w:t>
+        <w:t>: {{empi}}</w:t>
       </w:r>
     </w:p>
     <w:p>
@@ -873,21 +835,7 @@
         <w:rPr>
           <w:rFonts w:ascii="Poppins SemiBold" w:hAnsi="Poppins SemiBold" w:cs="Poppins SemiBold"/>
         </w:rPr>
-        <w:t>{{</w:t>
-      </w:r>
-      <w:proofErr w:type="spellStart"/>
-      <w:r>
-        <w:rPr>
-          <w:rFonts w:ascii="Poppins SemiBold" w:hAnsi="Poppins SemiBold" w:cs="Poppins SemiBold"/>
-        </w:rPr>
-        <w:t>hra</w:t>
-      </w:r>
-      <w:proofErr w:type="spellEnd"/>
-      <w:r>
-        <w:rPr>
-          <w:rFonts w:ascii="Poppins SemiBold" w:hAnsi="Poppins SemiBold" w:cs="Poppins SemiBold"/>
-        </w:rPr>
-        <w:t>}}</w:t>
+        <w:t>{{hra}}</w:t>
       </w:r>
     </w:p>
     <w:p>
@@ -1187,21 +1135,7 @@
         <w:rPr>
           <w:rFonts w:ascii="Poppins SemiBold" w:hAnsi="Poppins SemiBold" w:cs="Poppins SemiBold"/>
         </w:rPr>
-        <w:t>{{</w:t>
-      </w:r>
-      <w:proofErr w:type="spellStart"/>
-      <w:r>
-        <w:rPr>
-          <w:rFonts w:ascii="Poppins SemiBold" w:hAnsi="Poppins SemiBold" w:cs="Poppins SemiBold"/>
-        </w:rPr>
-        <w:t>te</w:t>
-      </w:r>
-      <w:proofErr w:type="spellEnd"/>
-      <w:r>
-        <w:rPr>
-          <w:rFonts w:ascii="Poppins SemiBold" w:hAnsi="Poppins SemiBold" w:cs="Poppins SemiBold"/>
-        </w:rPr>
-        <w:t xml:space="preserve">}} </w:t>
+        <w:t xml:space="preserve">{{te}} </w:t>
       </w:r>
     </w:p>
     <w:p>
@@ -1571,7 +1505,13 @@
         <w:rPr>
           <w:rFonts w:ascii="Poppins SemiBold" w:hAnsi="Poppins SemiBold" w:cs="Poppins SemiBold"/>
         </w:rPr>
-        <w:t xml:space="preserve">PT </w:t>
+        <w:t>Admin Charges</w:t>
+      </w:r>
+      <w:r>
+        <w:rPr>
+          <w:rFonts w:ascii="Poppins SemiBold" w:hAnsi="Poppins SemiBold" w:cs="Poppins SemiBold"/>
+        </w:rPr>
+        <w:t xml:space="preserve"> </w:t>
       </w:r>
     </w:p>
     <w:p>
@@ -1585,7 +1525,7 @@
         <w:rPr>
           <w:rFonts w:ascii="Poppins SemiBold" w:hAnsi="Poppins SemiBold" w:cs="Poppins SemiBold"/>
         </w:rPr>
-        <w:t>200</w:t>
+        <w:t>800</w:t>
       </w:r>
     </w:p>
     <w:p>
@@ -1612,47 +1552,26 @@
         <w:rPr>
           <w:rFonts w:ascii="Poppins SemiBold" w:hAnsi="Poppins SemiBold" w:cs="Poppins SemiBold"/>
         </w:rPr>
-        <w:t xml:space="preserve">Admin Charges </w:t>
-      </w:r>
-    </w:p>
-    <w:p>
-      <w:pPr>
-        <w:jc w:val="right"/>
-        <w:rPr>
-          <w:rFonts w:ascii="Poppins SemiBold" w:hAnsi="Poppins SemiBold" w:cs="Poppins SemiBold"/>
-        </w:rPr>
-        <w:sectPr>
-          <w:type w:val="continuous"/>
-          <w:pgSz w:w="11906" w:h="16838"/>
-          <w:pgMar w:top="1985" w:right="1440" w:bottom="1440" w:left="1440" w:header="708" w:footer="708" w:gutter="0"/>
-          <w:cols w:num="2" w:space="708"/>
-          <w:docGrid w:linePitch="360"/>
-        </w:sectPr>
-      </w:pPr>
-      <w:r>
-        <w:rPr>
-          <w:rFonts w:ascii="Poppins SemiBold" w:hAnsi="Poppins SemiBold" w:cs="Poppins SemiBold"/>
-        </w:rPr>
-        <w:t>60</w:t>
-      </w:r>
-      <w:r>
-        <w:rPr>
-          <w:rFonts w:ascii="Poppins SemiBold" w:hAnsi="Poppins SemiBold" w:cs="Poppins SemiBold"/>
-        </w:rPr>
-        <w:t>0</w:t>
-      </w:r>
-    </w:p>
-    <w:p>
-      <w:pPr>
-        <w:rPr>
-          <w:rFonts w:ascii="Poppins SemiBold" w:hAnsi="Poppins SemiBold" w:cs="Poppins SemiBold"/>
-        </w:rPr>
-      </w:pPr>
-      <w:r>
-        <w:rPr>
-          <w:rFonts w:ascii="Poppins SemiBold" w:hAnsi="Poppins SemiBold" w:cs="Poppins SemiBold"/>
-        </w:rPr>
-        <w:t xml:space="preserve">LWF </w:t>
+        <w:t>LWF</w:t>
+      </w:r>
+      <w:r>
+        <w:rPr>
+          <w:rFonts w:ascii="Poppins SemiBold" w:hAnsi="Poppins SemiBold" w:cs="Poppins SemiBold"/>
+        </w:rPr>
+        <w:t xml:space="preserve"> </w:t>
+      </w:r>
+    </w:p>
+    <w:p>
+      <w:pPr>
+        <w:rPr>
+          <w:rFonts w:ascii="Poppins SemiBold" w:hAnsi="Poppins SemiBold" w:cs="Poppins SemiBold"/>
+        </w:rPr>
+      </w:pPr>
+      <w:r>
+        <w:rPr>
+          <w:rFonts w:ascii="Poppins SemiBold" w:hAnsi="Poppins SemiBold" w:cs="Poppins SemiBold"/>
+        </w:rPr>
+        <w:t>-</w:t>
       </w:r>
     </w:p>
     <w:p>
@@ -2065,27 +1984,7 @@
                               <w:sz w:val="20"/>
                               <w:szCs w:val="20"/>
                             </w:rPr>
-                            <w:t xml:space="preserve">U.S. Address:- 473, </w:t>
-                          </w:r>
-                          <w:proofErr w:type="spellStart"/>
-                          <w:r>
-                            <w:rPr>
-                              <w:rFonts w:ascii="Poppins SemiBold" w:hAnsi="Poppins SemiBold" w:cs="Poppins SemiBold"/>
-                              <w:color w:val="002060"/>
-                              <w:sz w:val="20"/>
-                              <w:szCs w:val="20"/>
-                            </w:rPr>
-                            <w:t>Mundet</w:t>
-                          </w:r>
-                          <w:proofErr w:type="spellEnd"/>
-                          <w:r>
-                            <w:rPr>
-                              <w:rFonts w:ascii="Poppins SemiBold" w:hAnsi="Poppins SemiBold" w:cs="Poppins SemiBold"/>
-                              <w:color w:val="002060"/>
-                              <w:sz w:val="20"/>
-                              <w:szCs w:val="20"/>
-                            </w:rPr>
-                            <w:t xml:space="preserve"> Place, Hillside, </w:t>
+                            <w:t xml:space="preserve">U.S. Address:- 473, Mundet Place, Hillside, </w:t>
                           </w:r>
                         </w:p>
                         <w:p>
@@ -2566,7 +2465,7 @@
         <w:noProof/>
       </w:rPr>
       <w:drawing>
-        <wp:anchor distT="0" distB="0" distL="114300" distR="114300" simplePos="0" relativeHeight="251678720" behindDoc="0" locked="0" layoutInCell="1" allowOverlap="1">
+        <wp:anchor distT="0" distB="0" distL="114300" distR="114300" simplePos="0" relativeHeight="251678720" behindDoc="0" locked="0" layoutInCell="1" allowOverlap="1" wp14:anchorId="51D31037" wp14:editId="2921FB01">
           <wp:simplePos x="0" y="0"/>
           <wp:positionH relativeFrom="margin">
             <wp:align>center</wp:align>
@@ -2626,7 +2525,7 @@
         <w:noProof/>
       </w:rPr>
       <w:drawing>
-        <wp:anchor distT="0" distB="0" distL="114300" distR="114300" simplePos="0" relativeHeight="251677696" behindDoc="0" locked="0" layoutInCell="1" allowOverlap="1">
+        <wp:anchor distT="0" distB="0" distL="114300" distR="114300" simplePos="0" relativeHeight="251677696" behindDoc="0" locked="0" layoutInCell="1" allowOverlap="1" wp14:anchorId="17A713DB" wp14:editId="7FB17EC3">
           <wp:simplePos x="0" y="0"/>
           <wp:positionH relativeFrom="margin">
             <wp:posOffset>-492369</wp:posOffset>
@@ -3220,7 +3119,6 @@
   <w:style w:type="character" w:default="1" w:styleId="DefaultParagraphFont">
     <w:name w:val="Default Paragraph Font"/>
     <w:uiPriority w:val="1"/>
-    <w:semiHidden/>
     <w:unhideWhenUsed/>
   </w:style>
   <w:style w:type="table" w:default="1" w:styleId="TableNormal">
